--- a/resources/ts-note-template.docx
+++ b/resources/ts-note-template.docx
@@ -206,7 +206,7 @@
                 <w:b w:val="0"/>
                 <w:sz w:val="22"/>
               </w:rPr>
-              <w:t>2. Lr no.    /EE/________/CMC/{{Zone Abbr}}/{{Financial year}} Dt :__________.</w:t>
+              <w:t>2. Lr no. /EE/CMC/{{Zone Abbr}}/{{Financial year}} Dt :__________.</w:t>
             </w:r>
           </w:p>
         </w:tc>
@@ -449,6 +449,34 @@
           <w:sz-cs w:val="24"/>
         </w:rPr>
         <w:t xml:space="preserve">5.  The cost of estimate is arrived as Rs.{{Estimate Lakhs}} Lakhs with SSR 2026-27 and is here with put up for kind perusal and according technical sanction for Rs.{{Estimate Lakhs}} Lakhs vide TS No.{{TS No}}/SE/{{Zone Abbr}}/CMC/{{Financial year}}, dt.{{TS Date}}. </w:t>
+      </w:r>
+    </w:p>
+    <w:p>
+      <w:pPr>
+        <w:jc w:val="both"/>
+        <w:ind w:left="720" w:first-line="1440"/>
+      </w:pPr>
+      <w:r>
+        <w:rPr>
+          <w:rFonts w:ascii="Times New Roman" w:hAnsi="Times New Roman" w:cs="Times New Roman"/>
+          <w:sz w:val="24"/>
+          <w:sz-cs w:val="24"/>
+        </w:rPr>
+        <w:t xml:space="preserve"/>
+      </w:r>
+    </w:p>
+    <w:p>
+      <w:pPr>
+        <w:jc w:val="both"/>
+        <w:ind w:left="720" w:first-line="1440"/>
+      </w:pPr>
+      <w:r>
+        <w:rPr>
+          <w:rFonts w:ascii="Times New Roman" w:hAnsi="Times New Roman" w:cs="Times New Roman"/>
+          <w:sz w:val="24"/>
+          <w:sz-cs w:val="24"/>
+        </w:rPr>
+        <w:t xml:space="preserve"/>
       </w:r>
     </w:p>
     <w:p>

--- a/resources/ts-note-template.docx
+++ b/resources/ts-note-template.docx
@@ -92,7 +92,7 @@
                 <w:b w:val="0"/>
                 <w:sz w:val="22"/>
               </w:rPr>
-              <w:t>CMC- Engg.–SE-{{Zone Abbr}}- {{Name of the work}}– Estimate Cost- Rs.{{Estimate Lakhs}} Lakhs - Submission of estimate for technical sanction – Req-Reg.</w:t>
+              <w:t>{{Corporation}}- Engg.–SE-{{Zone Abbr}}- {{Name of the work}}– Estimate Cost- Rs.{{Estimate Lakhs}} Lakhs - Submission of estimate for technical sanction – Req-Reg.</w:t>
             </w:r>
           </w:p>
         </w:tc>
@@ -206,7 +206,7 @@
                 <w:b w:val="0"/>
                 <w:sz w:val="22"/>
               </w:rPr>
-              <w:t>2. Lr no. /EE/CMC/{{Zone Abbr}}/{{Financial year}} Dt :__________.</w:t>
+              <w:t>2. Lr no. /EE/{{Corporation}}/{{Zone Abbr}}/{{Financial year}} Dt :__________.</w:t>
             </w:r>
           </w:p>
         </w:tc>
@@ -448,7 +448,7 @@
           <w:sz w:val="24"/>
           <w:sz-cs w:val="24"/>
         </w:rPr>
-        <w:t xml:space="preserve">5.  The cost of estimate is arrived as Rs.{{Estimate Lakhs}} Lakhs with SSR 2026-27 and is here with put up for kind perusal and according technical sanction for Rs.{{Estimate Lakhs}} Lakhs vide TS No.{{TS No}}/SE/{{Zone Abbr}}/CMC/{{Financial year}}, dt.{{TS Date}}. </w:t>
+        <w:t xml:space="preserve">5.  The cost of estimate is arrived as Rs.{{Estimate Lakhs}} Lakhs with SSR 2026-27 and is here with put up for kind perusal and according technical sanction for Rs.{{Estimate Lakhs}} Lakhs vide TS No.{{TS No}}/SE/{{Zone Abbr}}/{{Corporation}}/{{Financial year}}, dt.{{TS Date}}. </w:t>
       </w:r>
     </w:p>
     <w:p>
@@ -532,7 +532,7 @@
           <w:sz-cs w:val="24"/>
           <w:b/>
         </w:rPr>
-        <w:t>{{Zone}} Zone, CMC</w:t>
+        <w:t>{{Zone}} Zone, {{Corporation}}</w:t>
       </w:r>
     </w:p>
     <w:sectPr>
